--- a/bao-cao/Bao-cao-baseline-v4.docx
+++ b/bao-cao/Bao-cao-baseline-v4.docx
@@ -71,7 +71,7 @@
                 <w:i w:val="0"/>
                 <w:sz w:val="21"/>
               </w:rPr>
-              <w:t>Baseline ghi từng dòng chạy ổn tới 2.000 log/s (không mất log, p99 khoảng 10 ms). Ở 3.000 log/s gần như không mất log nhưng p99 tăng lên khoảng 125 tới 165 ms. Từ 3.500 log/s bắt đầu mất log (khoảng 2,4%), và từ 4.000 log/s chỉ lưu được khoảng 3.400 tới 3.500 log/s, phần dư bị mất (13% ở 4.000, khoảng 31 tới 33% ở 5.000, 61% ở 10.000). Điểm gãy nằm giữa 3.000 và 3.500 log/s. Nguyên nhân: PostgreSQL dùng hết 1 CPU được cấp. Khi tối ưu bằng cách ghi theo lô (mục 8), điểm gãy dời lên giữa 4.000 và 5.000 log/s (tối đa khoảng 4.580 log/s), PostgreSQL chỉ còn dùng khoảng 19% CPU và chỗ nghẽn chuyển sang app Spring Boot. Throughput và tỉ lệ mất log lặp lại gần như y hệt giữa 2 đợt đo (mục 8.6). Chạy liên tục 30 phút ở 2.500 log/s trên bảng 14,5 triệu dòng vẫn không mất log, độ trễ như bảng trống (mục 9).</w:t>
+              <w:t>Baseline ghi từng dòng chạy ổn tới 2.000 log/s (không mất log, p99 khoảng 10 ms). Ở 3.000 log/s gần như không mất log nhưng p99 tăng lên khoảng 125 tới 165 ms. Từ 3.500 log/s bắt đầu mất log (khoảng 2,4%), và từ 4.000 log/s chỉ lưu được khoảng 3.400 tới 3.500 log/s, phần dư bị mất (13% ở 4.000, khoảng 31 tới 33% ở 5.000, 61% ở 10.000). Điểm gãy nằm giữa 3.000 và 3.500 log/s. Nguyên nhân: PostgreSQL dùng hết 1 CPU được cấp. Khi tối ưu bằng cách ghi theo lô (mục 8), điểm gãy dời lên giữa 4.000 và 5.000 log/s (tối đa khoảng 4.580 log/s), PostgreSQL chỉ còn dùng khoảng 19% CPU và chỗ nghẽn chuyển sang app Spring Boot. Throughput và tỉ lệ mất log lặp lại gần như y hệt giữa 2 đợt đo (mục 8.6). Chạy liên tục 30 phút ở 2.500 log/s trên bảng 14,5 triệu dòng vẫn không mất log, độ trễ như bảng trống (mục 9). Về tìm kiếm trên 5 triệu dòng (mục 10): có chỉ mục thì truy vấn chọn lọc chạy dưới 1 ms tới khoảng 200 ms, nhưng tìm chữ phổ biến và đếm theo nhóm vẫn mất khoảng 1,7 tới 4,3 giây.</w:t>
             </w:r>
           </w:p>
         </w:tc>
@@ -8053,7 +8053,673 @@
           <w:color w:val="2E5AAC"/>
           <w:sz w:val="30"/>
         </w:rPr>
-        <w:t>10. Giới hạn của phép đo</w:t>
+        <w:t>10. Đo tốc độ truy vấn</w:t>
+      </w:r>
+    </w:p>
+    <w:p>
+      <w:pPr>
+        <w:keepNext/>
+        <w:spacing w:before="200" w:after="60"/>
+      </w:pPr>
+      <w:r>
+        <w:rPr>
+          <w:rFonts w:ascii="Calibri" w:hAnsi="Calibri" w:eastAsia="Calibri"/>
+          <w:b/>
+          <w:i w:val="0"/>
+          <w:color w:val="1B2430"/>
+          <w:sz w:val="24"/>
+        </w:rPr>
+        <w:t>10.1 Câu hỏi và cách đo</w:t>
+      </w:r>
+    </w:p>
+    <w:p>
+      <w:pPr>
+        <w:spacing w:after="120" w:line="288" w:lineRule="auto"/>
+      </w:pPr>
+      <w:r>
+        <w:rPr>
+          <w:rFonts w:ascii="Calibri" w:hAnsi="Calibri" w:eastAsia="Calibri"/>
+          <w:b w:val="0"/>
+          <w:i w:val="0"/>
+          <w:sz w:val="22"/>
+        </w:rPr>
+        <w:t>Các mục trước chỉ đo tốc độ ghi. Lưu log là để tìm lại về sau, và đây là chỗ Elasticsearch của hệ thống B được kỳ vọng mạnh nhất, nên cần đo tốc độ tìm kiếm của PostgreSQL bằng các câu truy vấn cố định để hệ thống B chạy lại đúng các câu đó. Script chay-truy-van.ps1 (23/10/2026) nạp dataset apache_500k vào bảng riêng log_q (không đụng app_log), nhân bản 10 lần thành 5 triệu dòng (653 MB), rải mốc giờ đều trên 30 ngày (1/1 tới 31/1/2026). Mỗi câu chạy 2 lần khởi động rồi 10 lần đo, lấy trung vị; thời gian đo ngay trong PostgreSQL. Đo 2 trường hợp: chưa có chỉ mục và có chỉ mục (pg_trgm cho message, (level, ts), (ts, service_id)). PostgreSQL vẫn 1 CPU, 512 MB RAM.</w:t>
+      </w:r>
+    </w:p>
+    <w:p>
+      <w:pPr>
+        <w:keepNext/>
+        <w:spacing w:before="200" w:after="60"/>
+      </w:pPr>
+      <w:r>
+        <w:rPr>
+          <w:rFonts w:ascii="Calibri" w:hAnsi="Calibri" w:eastAsia="Calibri"/>
+          <w:b/>
+          <w:i w:val="0"/>
+          <w:color w:val="1B2430"/>
+          <w:sz w:val="24"/>
+        </w:rPr>
+        <w:t>10.2 Kết quả</w:t>
+      </w:r>
+    </w:p>
+    <w:p>
+      <w:pPr>
+        <w:spacing w:after="120" w:line="288" w:lineRule="auto"/>
+      </w:pPr>
+      <w:r>
+        <w:rPr>
+          <w:rFonts w:ascii="Calibri" w:hAnsi="Calibri" w:eastAsia="Calibri"/>
+          <w:b w:val="0"/>
+          <w:i w:val="0"/>
+          <w:sz w:val="22"/>
+        </w:rPr>
+        <w:t>Bảng 4. Thời gian truy vấn trên 5 triệu dòng, trung vị 10 lần (ms):</w:t>
+      </w:r>
+    </w:p>
+    <w:tbl>
+      <w:tblPr>
+        <w:tblStyle w:val="LightGrid-Accent1"/>
+        <w:tblW w:type="auto" w:w="0"/>
+        <w:jc w:val="center"/>
+        <w:tblLayout w:type="fixed"/>
+        <w:tblLook w:firstColumn="1" w:firstRow="1" w:lastColumn="0" w:lastRow="0" w:noHBand="0" w:noVBand="1" w:val="04A0"/>
+      </w:tblPr>
+      <w:tblGrid>
+        <w:gridCol w:w="3312"/>
+        <w:gridCol w:w="1728"/>
+        <w:gridCol w:w="2448"/>
+        <w:gridCol w:w="1872"/>
+      </w:tblGrid>
+      <w:tr>
+        <w:tc>
+          <w:tcPr>
+            <w:tcW w:type="dxa" w:w="3312"/>
+          </w:tcPr>
+          <w:p>
+            <w:r>
+              <w:rPr>
+                <w:rFonts w:ascii="Calibri" w:hAnsi="Calibri" w:eastAsia="Calibri"/>
+                <w:b/>
+                <w:i w:val="0"/>
+                <w:sz w:val="19"/>
+              </w:rPr>
+              <w:t>Câu truy vấn (kết quả)</w:t>
+            </w:r>
+          </w:p>
+        </w:tc>
+        <w:tc>
+          <w:tcPr>
+            <w:tcW w:type="dxa" w:w="1728"/>
+          </w:tcPr>
+          <w:p>
+            <w:r>
+              <w:rPr>
+                <w:rFonts w:ascii="Calibri" w:hAnsi="Calibri" w:eastAsia="Calibri"/>
+                <w:b/>
+                <w:i w:val="0"/>
+                <w:sz w:val="19"/>
+              </w:rPr>
+              <w:t>Không chỉ mục</w:t>
+            </w:r>
+          </w:p>
+        </w:tc>
+        <w:tc>
+          <w:tcPr>
+            <w:tcW w:type="dxa" w:w="2448"/>
+          </w:tcPr>
+          <w:p>
+            <w:r>
+              <w:rPr>
+                <w:rFonts w:ascii="Calibri" w:hAnsi="Calibri" w:eastAsia="Calibri"/>
+                <w:b/>
+                <w:i w:val="0"/>
+                <w:sz w:val="19"/>
+              </w:rPr>
+              <w:t>Có chỉ mục</w:t>
+            </w:r>
+          </w:p>
+        </w:tc>
+        <w:tc>
+          <w:tcPr>
+            <w:tcW w:type="dxa" w:w="1872"/>
+          </w:tcPr>
+          <w:p>
+            <w:r>
+              <w:rPr>
+                <w:rFonts w:ascii="Calibri" w:hAnsi="Calibri" w:eastAsia="Calibri"/>
+                <w:b/>
+                <w:i w:val="0"/>
+                <w:sz w:val="19"/>
+              </w:rPr>
+              <w:t>Thay đổi</w:t>
+            </w:r>
+          </w:p>
+        </w:tc>
+      </w:tr>
+      <w:tr>
+        <w:tc>
+          <w:tcPr>
+            <w:tcW w:type="dxa" w:w="3312"/>
+          </w:tcPr>
+          <w:p>
+            <w:r>
+              <w:rPr>
+                <w:rFonts w:ascii="Calibri" w:hAnsi="Calibri" w:eastAsia="Calibri"/>
+                <w:b w:val="0"/>
+                <w:i w:val="0"/>
+                <w:sz w:val="19"/>
+              </w:rPr>
+              <w:t>Q1 tìm chữ "forbidden" trong message (80.000 log)</w:t>
+            </w:r>
+          </w:p>
+        </w:tc>
+        <w:tc>
+          <w:tcPr>
+            <w:tcW w:type="dxa" w:w="1728"/>
+          </w:tcPr>
+          <w:p>
+            <w:r>
+              <w:rPr>
+                <w:rFonts w:ascii="Calibri" w:hAnsi="Calibri" w:eastAsia="Calibri"/>
+                <w:b w:val="0"/>
+                <w:i w:val="0"/>
+                <w:sz w:val="19"/>
+              </w:rPr>
+              <w:t>3.867</w:t>
+            </w:r>
+          </w:p>
+        </w:tc>
+        <w:tc>
+          <w:tcPr>
+            <w:tcW w:type="dxa" w:w="2448"/>
+          </w:tcPr>
+          <w:p>
+            <w:r>
+              <w:rPr>
+                <w:rFonts w:ascii="Calibri" w:hAnsi="Calibri" w:eastAsia="Calibri"/>
+                <w:b w:val="0"/>
+                <w:i w:val="0"/>
+                <w:sz w:val="19"/>
+              </w:rPr>
+              <w:t>197</w:t>
+            </w:r>
+          </w:p>
+        </w:tc>
+        <w:tc>
+          <w:tcPr>
+            <w:tcW w:type="dxa" w:w="1872"/>
+          </w:tcPr>
+          <w:p>
+            <w:r>
+              <w:rPr>
+                <w:rFonts w:ascii="Calibri" w:hAnsi="Calibri" w:eastAsia="Calibri"/>
+                <w:b w:val="0"/>
+                <w:i w:val="0"/>
+                <w:sz w:val="19"/>
+              </w:rPr>
+              <w:t>Nhanh hơn khoảng 20 lần</w:t>
+            </w:r>
+          </w:p>
+        </w:tc>
+      </w:tr>
+      <w:tr>
+        <w:tc>
+          <w:tcPr>
+            <w:tcW w:type="dxa" w:w="3312"/>
+          </w:tcPr>
+          <w:p>
+            <w:r>
+              <w:rPr>
+                <w:rFonts w:ascii="Calibri" w:hAnsi="Calibri" w:eastAsia="Calibri"/>
+                <w:b w:val="0"/>
+                <w:i w:val="0"/>
+                <w:sz w:val="19"/>
+              </w:rPr>
+              <w:t>Q2 tìm cụm "error state" (1.347.500 log)</w:t>
+            </w:r>
+          </w:p>
+        </w:tc>
+        <w:tc>
+          <w:tcPr>
+            <w:tcW w:type="dxa" w:w="1728"/>
+          </w:tcPr>
+          <w:p>
+            <w:r>
+              <w:rPr>
+                <w:rFonts w:ascii="Calibri" w:hAnsi="Calibri" w:eastAsia="Calibri"/>
+                <w:b w:val="0"/>
+                <w:i w:val="0"/>
+                <w:sz w:val="19"/>
+              </w:rPr>
+              <w:t>3.979</w:t>
+            </w:r>
+          </w:p>
+        </w:tc>
+        <w:tc>
+          <w:tcPr>
+            <w:tcW w:type="dxa" w:w="2448"/>
+          </w:tcPr>
+          <w:p>
+            <w:r>
+              <w:rPr>
+                <w:rFonts w:ascii="Calibri" w:hAnsi="Calibri" w:eastAsia="Calibri"/>
+                <w:b w:val="0"/>
+                <w:i w:val="0"/>
+                <w:sz w:val="19"/>
+              </w:rPr>
+              <w:t>4.280</w:t>
+            </w:r>
+          </w:p>
+        </w:tc>
+        <w:tc>
+          <w:tcPr>
+            <w:tcW w:type="dxa" w:w="1872"/>
+          </w:tcPr>
+          <w:p>
+            <w:r>
+              <w:rPr>
+                <w:rFonts w:ascii="Calibri" w:hAnsi="Calibri" w:eastAsia="Calibri"/>
+                <w:b w:val="0"/>
+                <w:i w:val="0"/>
+                <w:sz w:val="19"/>
+              </w:rPr>
+              <w:t>Chậm hơn khoảng 8%</w:t>
+            </w:r>
+          </w:p>
+        </w:tc>
+      </w:tr>
+      <w:tr>
+        <w:tc>
+          <w:tcPr>
+            <w:tcW w:type="dxa" w:w="3312"/>
+          </w:tcPr>
+          <w:p>
+            <w:r>
+              <w:rPr>
+                <w:rFonts w:ascii="Calibri" w:hAnsi="Calibri" w:eastAsia="Calibri"/>
+                <w:b w:val="0"/>
+                <w:i w:val="0"/>
+                <w:sz w:val="19"/>
+              </w:rPr>
+              <w:t>Q3 đếm số log theo level (2 nhóm)</w:t>
+            </w:r>
+          </w:p>
+        </w:tc>
+        <w:tc>
+          <w:tcPr>
+            <w:tcW w:type="dxa" w:w="1728"/>
+          </w:tcPr>
+          <w:p>
+            <w:r>
+              <w:rPr>
+                <w:rFonts w:ascii="Calibri" w:hAnsi="Calibri" w:eastAsia="Calibri"/>
+                <w:b w:val="0"/>
+                <w:i w:val="0"/>
+                <w:sz w:val="19"/>
+              </w:rPr>
+              <w:t>1.505</w:t>
+            </w:r>
+          </w:p>
+        </w:tc>
+        <w:tc>
+          <w:tcPr>
+            <w:tcW w:type="dxa" w:w="2448"/>
+          </w:tcPr>
+          <w:p>
+            <w:r>
+              <w:rPr>
+                <w:rFonts w:ascii="Calibri" w:hAnsi="Calibri" w:eastAsia="Calibri"/>
+                <w:b w:val="0"/>
+                <w:i w:val="0"/>
+                <w:sz w:val="19"/>
+              </w:rPr>
+              <w:t>1.706</w:t>
+            </w:r>
+          </w:p>
+        </w:tc>
+        <w:tc>
+          <w:tcPr>
+            <w:tcW w:type="dxa" w:w="1872"/>
+          </w:tcPr>
+          <w:p>
+            <w:r>
+              <w:rPr>
+                <w:rFonts w:ascii="Calibri" w:hAnsi="Calibri" w:eastAsia="Calibri"/>
+                <w:b w:val="0"/>
+                <w:i w:val="0"/>
+                <w:sz w:val="19"/>
+              </w:rPr>
+              <w:t>Không nhanh hơn</w:t>
+            </w:r>
+          </w:p>
+        </w:tc>
+      </w:tr>
+      <w:tr>
+        <w:tc>
+          <w:tcPr>
+            <w:tcW w:type="dxa" w:w="3312"/>
+          </w:tcPr>
+          <w:p>
+            <w:r>
+              <w:rPr>
+                <w:rFonts w:ascii="Calibri" w:hAnsi="Calibri" w:eastAsia="Calibri"/>
+                <w:b w:val="0"/>
+                <w:i w:val="0"/>
+                <w:sz w:val="19"/>
+              </w:rPr>
+              <w:t>Q4 đếm theo service trong 1 ngày (6 nhóm)</w:t>
+            </w:r>
+          </w:p>
+        </w:tc>
+        <w:tc>
+          <w:tcPr>
+            <w:tcW w:type="dxa" w:w="1728"/>
+          </w:tcPr>
+          <w:p>
+            <w:r>
+              <w:rPr>
+                <w:rFonts w:ascii="Calibri" w:hAnsi="Calibri" w:eastAsia="Calibri"/>
+                <w:b w:val="0"/>
+                <w:i w:val="0"/>
+                <w:sz w:val="19"/>
+              </w:rPr>
+              <w:t>1.133</w:t>
+            </w:r>
+          </w:p>
+        </w:tc>
+        <w:tc>
+          <w:tcPr>
+            <w:tcW w:type="dxa" w:w="2448"/>
+          </w:tcPr>
+          <w:p>
+            <w:r>
+              <w:rPr>
+                <w:rFonts w:ascii="Calibri" w:hAnsi="Calibri" w:eastAsia="Calibri"/>
+                <w:b w:val="0"/>
+                <w:i w:val="0"/>
+                <w:sz w:val="19"/>
+              </w:rPr>
+              <w:t>95</w:t>
+            </w:r>
+          </w:p>
+        </w:tc>
+        <w:tc>
+          <w:tcPr>
+            <w:tcW w:type="dxa" w:w="1872"/>
+          </w:tcPr>
+          <w:p>
+            <w:r>
+              <w:rPr>
+                <w:rFonts w:ascii="Calibri" w:hAnsi="Calibri" w:eastAsia="Calibri"/>
+                <w:b w:val="0"/>
+                <w:i w:val="0"/>
+                <w:sz w:val="19"/>
+              </w:rPr>
+              <w:t>Nhanh hơn khoảng 12 lần</w:t>
+            </w:r>
+          </w:p>
+        </w:tc>
+      </w:tr>
+      <w:tr>
+        <w:tc>
+          <w:tcPr>
+            <w:tcW w:type="dxa" w:w="3312"/>
+          </w:tcPr>
+          <w:p>
+            <w:r>
+              <w:rPr>
+                <w:rFonts w:ascii="Calibri" w:hAnsi="Calibri" w:eastAsia="Calibri"/>
+                <w:b w:val="0"/>
+                <w:i w:val="0"/>
+                <w:sz w:val="19"/>
+              </w:rPr>
+              <w:t>Q5 100 log error mới nhất</w:t>
+            </w:r>
+          </w:p>
+        </w:tc>
+        <w:tc>
+          <w:tcPr>
+            <w:tcW w:type="dxa" w:w="1728"/>
+          </w:tcPr>
+          <w:p>
+            <w:r>
+              <w:rPr>
+                <w:rFonts w:ascii="Calibri" w:hAnsi="Calibri" w:eastAsia="Calibri"/>
+                <w:b w:val="0"/>
+                <w:i w:val="0"/>
+                <w:sz w:val="19"/>
+              </w:rPr>
+              <w:t>1.196</w:t>
+            </w:r>
+          </w:p>
+        </w:tc>
+        <w:tc>
+          <w:tcPr>
+            <w:tcW w:type="dxa" w:w="2448"/>
+          </w:tcPr>
+          <w:p>
+            <w:r>
+              <w:rPr>
+                <w:rFonts w:ascii="Calibri" w:hAnsi="Calibri" w:eastAsia="Calibri"/>
+                <w:b w:val="0"/>
+                <w:i w:val="0"/>
+                <w:sz w:val="19"/>
+              </w:rPr>
+              <w:t>0,11</w:t>
+            </w:r>
+          </w:p>
+        </w:tc>
+        <w:tc>
+          <w:tcPr>
+            <w:tcW w:type="dxa" w:w="1872"/>
+          </w:tcPr>
+          <w:p>
+            <w:r>
+              <w:rPr>
+                <w:rFonts w:ascii="Calibri" w:hAnsi="Calibri" w:eastAsia="Calibri"/>
+                <w:b w:val="0"/>
+                <w:i w:val="0"/>
+                <w:sz w:val="19"/>
+              </w:rPr>
+              <w:t>Nhanh hơn khoảng 10.000 lần</w:t>
+            </w:r>
+          </w:p>
+        </w:tc>
+      </w:tr>
+    </w:tbl>
+    <w:p>
+      <w:pPr>
+        <w:spacing w:after="80"/>
+      </w:pPr>
+    </w:p>
+    <w:p>
+      <w:pPr>
+        <w:jc w:val="center"/>
+      </w:pPr>
+      <w:r>
+        <w:drawing>
+          <wp:inline xmlns:a="http://schemas.openxmlformats.org/drawingml/2006/main" xmlns:pic="http://schemas.openxmlformats.org/drawingml/2006/picture">
+            <wp:extent cx="5760720" cy="3142211"/>
+            <wp:docPr id="11" name="Picture 11"/>
+            <wp:cNvGraphicFramePr>
+              <a:graphicFrameLocks noChangeAspect="1"/>
+            </wp:cNvGraphicFramePr>
+            <a:graphic>
+              <a:graphicData uri="http://schemas.openxmlformats.org/drawingml/2006/picture">
+                <pic:pic>
+                  <pic:nvPicPr>
+                    <pic:cNvPr id="0" name="h10_query.png"/>
+                    <pic:cNvPicPr/>
+                  </pic:nvPicPr>
+                  <pic:blipFill>
+                    <a:blip r:embed="rId19"/>
+                    <a:stretch>
+                      <a:fillRect/>
+                    </a:stretch>
+                  </pic:blipFill>
+                  <pic:spPr>
+                    <a:xfrm>
+                      <a:off x="0" y="0"/>
+                      <a:ext cx="5760720" cy="3142211"/>
+                    </a:xfrm>
+                    <a:prstGeom prst="rect"/>
+                  </pic:spPr>
+                </pic:pic>
+              </a:graphicData>
+            </a:graphic>
+          </wp:inline>
+        </w:drawing>
+      </w:r>
+    </w:p>
+    <w:p>
+      <w:pPr>
+        <w:spacing w:after="200"/>
+      </w:pPr>
+      <w:r>
+        <w:rPr>
+          <w:rFonts w:ascii="Calibri" w:hAnsi="Calibri" w:eastAsia="Calibri"/>
+          <w:b w:val="0"/>
+          <w:i/>
+          <w:color w:val="5B6879"/>
+          <w:sz w:val="19"/>
+        </w:rPr>
+        <w:t>Hình 10. Thang log vì thời gian chênh từ 0,1 ms tới vài nghìn ms. Chỉ mục chiếm 807 MB (lớn hơn bảng 653 MB) và mất 48 giây để tạo.</w:t>
+      </w:r>
+    </w:p>
+    <w:p>
+      <w:pPr>
+        <w:pStyle w:val="ListBullet"/>
+        <w:spacing w:after="60" w:line="276" w:lineRule="auto"/>
+      </w:pPr>
+      <w:r>
+        <w:rPr>
+          <w:rFonts w:ascii="Calibri" w:hAnsi="Calibri" w:eastAsia="Calibri"/>
+          <w:b/>
+          <w:i w:val="0"/>
+          <w:sz w:val="22"/>
+        </w:rPr>
+        <w:t xml:space="preserve">Truy vấn chọn lọc nhanh khi có chỉ mục: </w:t>
+      </w:r>
+      <w:r>
+        <w:rPr>
+          <w:rFonts w:ascii="Calibri" w:hAnsi="Calibri" w:eastAsia="Calibri"/>
+          <w:b w:val="0"/>
+          <w:i w:val="0"/>
+          <w:sz w:val="22"/>
+        </w:rPr>
+        <w:t>Q1, Q4, Q5 nhanh hơn khoảng 20, 12 và 10.000 lần vì chỉ mục cho phép nhảy thẳng tới đúng dòng thay vì đọc cả bảng.</w:t>
+      </w:r>
+    </w:p>
+    <w:p>
+      <w:pPr>
+        <w:pStyle w:val="ListBullet"/>
+        <w:spacing w:after="60" w:line="276" w:lineRule="auto"/>
+      </w:pPr>
+      <w:r>
+        <w:rPr>
+          <w:rFonts w:ascii="Calibri" w:hAnsi="Calibri" w:eastAsia="Calibri"/>
+          <w:b/>
+          <w:i w:val="0"/>
+          <w:sz w:val="22"/>
+        </w:rPr>
+        <w:t xml:space="preserve">Tìm chữ phổ biến và đếm nhóm không được lợi: </w:t>
+      </w:r>
+      <w:r>
+        <w:rPr>
+          <w:rFonts w:ascii="Calibri" w:hAnsi="Calibri" w:eastAsia="Calibri"/>
+          <w:b w:val="0"/>
+          <w:i w:val="0"/>
+          <w:sz w:val="22"/>
+        </w:rPr>
+        <w:t>"error state" có trong khoảng 27% số log, chỉ mục trả về hơn 1,3 triệu dòng ứng viên mà vẫn phải kiểm tra lại từng dòng, nên Q2 không nhanh hơn (chậm hơn khoảng 8%). Q3 phải đếm đủ 5 triệu dòng nên chỉ mục không giúp. Hai câu này vẫn mất khoảng 1,7 tới 4,3 giây, là chỗ cần so trực tiếp với Elasticsearch.</w:t>
+      </w:r>
+    </w:p>
+    <w:p>
+      <w:pPr>
+        <w:pStyle w:val="ListBullet"/>
+        <w:spacing w:after="60" w:line="276" w:lineRule="auto"/>
+      </w:pPr>
+      <w:r>
+        <w:rPr>
+          <w:rFonts w:ascii="Calibri" w:hAnsi="Calibri" w:eastAsia="Calibri"/>
+          <w:b/>
+          <w:i w:val="0"/>
+          <w:sz w:val="22"/>
+        </w:rPr>
+        <w:t xml:space="preserve">Chỉ mục có giá: </w:t>
+      </w:r>
+      <w:r>
+        <w:rPr>
+          <w:rFonts w:ascii="Calibri" w:hAnsi="Calibri" w:eastAsia="Calibri"/>
+          <w:b w:val="0"/>
+          <w:i w:val="0"/>
+          <w:sz w:val="22"/>
+        </w:rPr>
+        <w:t>807 MB và mỗi dòng ghi mới phải cập nhật thêm 3 chỉ mục. Phần đo ghi (mục 5 tới 9) chỉ có khóa chính, nên bật đủ các chỉ mục này sẽ làm tốc độ ghi thấp hơn; điều này chưa được đo.</w:t>
+      </w:r>
+    </w:p>
+    <w:p>
+      <w:pPr>
+        <w:pStyle w:val="ListBullet"/>
+        <w:spacing w:after="60" w:line="276" w:lineRule="auto"/>
+      </w:pPr>
+      <w:r>
+        <w:rPr>
+          <w:rFonts w:ascii="Calibri" w:hAnsi="Calibri" w:eastAsia="Calibri"/>
+          <w:b/>
+          <w:i w:val="0"/>
+          <w:sz w:val="22"/>
+        </w:rPr>
+        <w:t xml:space="preserve">Giới hạn: </w:t>
+      </w:r>
+      <w:r>
+        <w:rPr>
+          <w:rFonts w:ascii="Calibri" w:hAnsi="Calibri" w:eastAsia="Calibri"/>
+          <w:b w:val="0"/>
+          <w:i w:val="0"/>
+          <w:sz w:val="22"/>
+        </w:rPr>
+        <w:t>1 buổi đo, dữ liệu đã nằm trong bộ nhớ đệm (chưa đo lúc lạnh); bảng lớn hơn RAM cấp cho PostgreSQL nên phần lớn được đọc từ bộ nhớ đệm của hệ điều hành; chênh lệch 8% ở Q2 nhỏ, nên đo lại trước khi khẳng định; dữ liệu lặp chỉ có 2 level và 6 service.</w:t>
+      </w:r>
+    </w:p>
+    <w:p>
+      <w:pPr>
+        <w:pStyle w:val="ListBullet"/>
+        <w:spacing w:after="60" w:line="276" w:lineRule="auto"/>
+      </w:pPr>
+      <w:r>
+        <w:rPr>
+          <w:rFonts w:ascii="Calibri" w:hAnsi="Calibri" w:eastAsia="Calibri"/>
+          <w:b/>
+          <w:i w:val="0"/>
+          <w:sz w:val="22"/>
+        </w:rPr>
+        <w:t xml:space="preserve">Cho hệ thống B: </w:t>
+      </w:r>
+      <w:r>
+        <w:rPr>
+          <w:rFonts w:ascii="Calibri" w:hAnsi="Calibri" w:eastAsia="Calibri"/>
+          <w:b w:val="0"/>
+          <w:i w:val="0"/>
+          <w:sz w:val="22"/>
+        </w:rPr>
+        <w:t>chạy đúng 5 câu này trên đúng 5 triệu dòng này, cũng 2 lần khởi động và 10 lần đo, ghi rõ tài nguyên của Elasticsearch. ILIKE '%chữ%' của PostgreSQL tìm theo chuỗi ký tự còn Elasticsearch tìm theo từ, nên phải ghi rõ khác biệt này khi so.</w:t>
+      </w:r>
+    </w:p>
+    <w:p>
+      <w:pPr>
+        <w:keepNext/>
+        <w:spacing w:before="320" w:after="120"/>
+      </w:pPr>
+      <w:r>
+        <w:rPr>
+          <w:rFonts w:ascii="Calibri" w:hAnsi="Calibri" w:eastAsia="Calibri"/>
+          <w:b/>
+          <w:i w:val="0"/>
+          <w:color w:val="2E5AAC"/>
+          <w:sz w:val="30"/>
+        </w:rPr>
+        <w:t>11. Giới hạn của phép đo</w:t>
       </w:r>
     </w:p>
     <w:p>
@@ -8274,6 +8940,30 @@
     </w:p>
     <w:p>
       <w:pPr>
+        <w:pStyle w:val="ListBullet"/>
+        <w:spacing w:after="60" w:line="276" w:lineRule="auto"/>
+      </w:pPr>
+      <w:r>
+        <w:rPr>
+          <w:rFonts w:ascii="Calibri" w:hAnsi="Calibri" w:eastAsia="Calibri"/>
+          <w:b/>
+          <w:i w:val="0"/>
+          <w:sz w:val="22"/>
+        </w:rPr>
+        <w:t xml:space="preserve">Truy vấn: </w:t>
+      </w:r>
+      <w:r>
+        <w:rPr>
+          <w:rFonts w:ascii="Calibri" w:hAnsi="Calibri" w:eastAsia="Calibri"/>
+          <w:b w:val="0"/>
+          <w:i w:val="0"/>
+          <w:sz w:val="22"/>
+        </w:rPr>
+        <w:t>chỉ đo 1 buổi, dữ liệu nóng; chưa đo tốc độ ghi khi bật đủ chỉ mục dùng cho truy vấn (mục 10).</w:t>
+      </w:r>
+    </w:p>
+    <w:p>
+      <w:pPr>
         <w:keepNext/>
         <w:spacing w:before="320" w:after="120"/>
       </w:pPr>
@@ -8285,7 +8975,7 @@
           <w:color w:val="2E5AAC"/>
           <w:sz w:val="30"/>
         </w:rPr>
-        <w:t>11. Dùng cho phần so sánh với pipeline Kafka</w:t>
+        <w:t>12. Dùng cho phần so sánh với pipeline Kafka</w:t>
       </w:r>
     </w:p>
     <w:p>
@@ -8386,6 +9076,30 @@
     </w:p>
     <w:p>
       <w:pPr>
+        <w:pStyle w:val="ListBullet"/>
+        <w:spacing w:after="60" w:line="276" w:lineRule="auto"/>
+      </w:pPr>
+      <w:r>
+        <w:rPr>
+          <w:rFonts w:ascii="Calibri" w:hAnsi="Calibri" w:eastAsia="Calibri"/>
+          <w:b/>
+          <w:i w:val="0"/>
+          <w:sz w:val="22"/>
+        </w:rPr>
+        <w:t xml:space="preserve">So cả tốc độ tìm kiếm: </w:t>
+      </w:r>
+      <w:r>
+        <w:rPr>
+          <w:rFonts w:ascii="Calibri" w:hAnsi="Calibri" w:eastAsia="Calibri"/>
+          <w:b w:val="0"/>
+          <w:i w:val="0"/>
+          <w:sz w:val="22"/>
+        </w:rPr>
+        <w:t>hệ thống B chạy 5 câu truy vấn ở mục 10 trên cùng dữ liệu 5 triệu dòng.</w:t>
+      </w:r>
+    </w:p>
+    <w:p>
+      <w:pPr>
         <w:keepNext/>
         <w:spacing w:before="320" w:after="120"/>
       </w:pPr>
@@ -8397,7 +9111,7 @@
           <w:color w:val="2E5AAC"/>
           <w:sz w:val="30"/>
         </w:rPr>
-        <w:t>12. Giải thích từng file trong repo</w:t>
+        <w:t>13. Giải thích từng file trong repo</w:t>
       </w:r>
     </w:p>
     <w:tbl>
@@ -9959,6 +10673,156 @@
                 <w:sz w:val="17"/>
               </w:rPr>
               <w:t>Nguồn của mục 9 và Hình 9.</w:t>
+            </w:r>
+          </w:p>
+        </w:tc>
+      </w:tr>
+      <w:tr>
+        <w:tc>
+          <w:tcPr>
+            <w:tcW w:type="dxa" w:w="2520"/>
+          </w:tcPr>
+          <w:p>
+            <w:r>
+              <w:rPr>
+                <w:rFonts w:ascii="Calibri" w:hAnsi="Calibri" w:eastAsia="Calibri"/>
+                <w:b w:val="0"/>
+                <w:i w:val="0"/>
+                <w:sz w:val="17"/>
+              </w:rPr>
+              <w:t>chay-truy-van.ps1</w:t>
+            </w:r>
+          </w:p>
+        </w:tc>
+        <w:tc>
+          <w:tcPr>
+            <w:tcW w:type="dxa" w:w="3960"/>
+          </w:tcPr>
+          <w:p>
+            <w:r>
+              <w:rPr>
+                <w:rFonts w:ascii="Calibri" w:hAnsi="Calibri" w:eastAsia="Calibri"/>
+                <w:b w:val="0"/>
+                <w:i w:val="0"/>
+                <w:sz w:val="17"/>
+              </w:rPr>
+              <w:t>Nạp 5 triệu dòng vào bảng log_q, đo 5 câu truy vấn khi chưa và khi có chỉ mục.</w:t>
+            </w:r>
+          </w:p>
+        </w:tc>
+        <w:tc>
+          <w:tcPr>
+            <w:tcW w:type="dxa" w:w="2880"/>
+          </w:tcPr>
+          <w:p>
+            <w:r>
+              <w:rPr>
+                <w:rFonts w:ascii="Calibri" w:hAnsi="Calibri" w:eastAsia="Calibri"/>
+                <w:b w:val="0"/>
+                <w:i w:val="0"/>
+                <w:sz w:val="17"/>
+              </w:rPr>
+              <w:t>Mục 10.</w:t>
+            </w:r>
+          </w:p>
+        </w:tc>
+      </w:tr>
+      <w:tr>
+        <w:tc>
+          <w:tcPr>
+            <w:tcW w:type="dxa" w:w="2520"/>
+          </w:tcPr>
+          <w:p>
+            <w:r>
+              <w:rPr>
+                <w:rFonts w:ascii="Calibri" w:hAnsi="Calibri" w:eastAsia="Calibri"/>
+                <w:b w:val="0"/>
+                <w:i w:val="0"/>
+                <w:sz w:val="17"/>
+              </w:rPr>
+              <w:t>q-nap.sql, q-index.sql, q-do.sql</w:t>
+            </w:r>
+          </w:p>
+        </w:tc>
+        <w:tc>
+          <w:tcPr>
+            <w:tcW w:type="dxa" w:w="3960"/>
+          </w:tcPr>
+          <w:p>
+            <w:r>
+              <w:rPr>
+                <w:rFonts w:ascii="Calibri" w:hAnsi="Calibri" w:eastAsia="Calibri"/>
+                <w:b w:val="0"/>
+                <w:i w:val="0"/>
+                <w:sz w:val="17"/>
+              </w:rPr>
+              <w:t>Nạp dữ liệu; tạo chỉ mục; chạy và bấm giờ 5 câu truy vấn.</w:t>
+            </w:r>
+          </w:p>
+        </w:tc>
+        <w:tc>
+          <w:tcPr>
+            <w:tcW w:type="dxa" w:w="2880"/>
+          </w:tcPr>
+          <w:p>
+            <w:r>
+              <w:rPr>
+                <w:rFonts w:ascii="Calibri" w:hAnsi="Calibri" w:eastAsia="Calibri"/>
+                <w:b w:val="0"/>
+                <w:i w:val="0"/>
+                <w:sz w:val="17"/>
+              </w:rPr>
+              <w:t>chay-truy-van.ps1 gọi.</w:t>
+            </w:r>
+          </w:p>
+        </w:tc>
+      </w:tr>
+      <w:tr>
+        <w:tc>
+          <w:tcPr>
+            <w:tcW w:type="dxa" w:w="2520"/>
+          </w:tcPr>
+          <w:p>
+            <w:r>
+              <w:rPr>
+                <w:rFonts w:ascii="Calibri" w:hAnsi="Calibri" w:eastAsia="Calibri"/>
+                <w:b w:val="0"/>
+                <w:i w:val="0"/>
+                <w:sz w:val="17"/>
+              </w:rPr>
+              <w:t>ket-qua/truy-van.csv, truy-van-tung-lan.csv, truy-van-kich-thuoc.txt</w:t>
+            </w:r>
+          </w:p>
+        </w:tc>
+        <w:tc>
+          <w:tcPr>
+            <w:tcW w:type="dxa" w:w="3960"/>
+          </w:tcPr>
+          <w:p>
+            <w:r>
+              <w:rPr>
+                <w:rFonts w:ascii="Calibri" w:hAnsi="Calibri" w:eastAsia="Calibri"/>
+                <w:b w:val="0"/>
+                <w:i w:val="0"/>
+                <w:sz w:val="17"/>
+              </w:rPr>
+              <w:t>Trung vị từng câu; thời gian từng lần; dung lượng bảng và chỉ mục.</w:t>
+            </w:r>
+          </w:p>
+        </w:tc>
+        <w:tc>
+          <w:tcPr>
+            <w:tcW w:type="dxa" w:w="2880"/>
+          </w:tcPr>
+          <w:p>
+            <w:r>
+              <w:rPr>
+                <w:rFonts w:ascii="Calibri" w:hAnsi="Calibri" w:eastAsia="Calibri"/>
+                <w:b w:val="0"/>
+                <w:i w:val="0"/>
+                <w:sz w:val="17"/>
+              </w:rPr>
+              <w:t>Nguồn của mục 10 và Hình 10.</w:t>
             </w:r>
           </w:p>
         </w:tc>
@@ -9982,7 +10846,7 @@
           <w:color w:val="2E5AAC"/>
           <w:sz w:val="30"/>
         </w:rPr>
-        <w:t>13. Cách chạy lại từ đầu</w:t>
+        <w:t>14. Cách chạy lại từ đầu</w:t>
       </w:r>
     </w:p>
     <w:p>
@@ -10296,6 +11160,34 @@
                 <w:sz w:val="18"/>
               </w:rPr>
               <w:t>powershell -ExecutionPolicy Bypass -File .\chay-bang-lon.ps1</w:t>
+            </w:r>
+          </w:p>
+          <w:p>
+            <w:pPr>
+              <w:spacing w:after="0" w:line="240" w:lineRule="auto"/>
+            </w:pPr>
+            <w:r>
+              <w:rPr>
+                <w:rFonts w:ascii="Consolas" w:hAnsi="Consolas" w:eastAsia="Consolas"/>
+                <w:b w:val="0"/>
+                <w:i w:val="0"/>
+                <w:sz w:val="18"/>
+              </w:rPr>
+              <w:t># 10. Do truy van tren 5 trieu dong, chua va co chi muc (khoang 5-15 phut)</w:t>
+            </w:r>
+          </w:p>
+          <w:p>
+            <w:pPr>
+              <w:spacing w:after="0" w:line="240" w:lineRule="auto"/>
+            </w:pPr>
+            <w:r>
+              <w:rPr>
+                <w:rFonts w:ascii="Consolas" w:hAnsi="Consolas" w:eastAsia="Consolas"/>
+                <w:b w:val="0"/>
+                <w:i w:val="0"/>
+                <w:sz w:val="18"/>
+              </w:rPr>
+              <w:t>powershell -ExecutionPolicy Bypass -File .\chay-truy-van.ps1</w:t>
             </w:r>
           </w:p>
         </w:tc>
